--- a/submission_files/results_in_engineering_upload_package/07_Supplementary_Material_Unmarked.docx
+++ b/submission_files/results_in_engineering_upload_package/07_Supplementary_Material_Unmarked.docx
@@ -56,7 +56,7 @@
         <w:ind w:left="360" w:hanging="216"/>
       </w:pPr>
       <w:r>
-        <w:t>.venv/bin/python scripts/prepare_radioml2016_npz.py --input data/radioml/RML2016.10a_dict.pkl --out data/radioml/radioml2016_10a_clean_smoke.npz --max-examples-per-mod-snr 100</w:t>
+        <w:t>python scripts/prepare_radioml2016_npz.py --input data/radioml/RML2016.10a_dict_optimized.pkl --out data/radioml/radioml2016_10a_clean.npz</w:t>
       </w:r>
     </w:p>
     <w:p>
@@ -65,7 +65,43 @@
         <w:ind w:left="360" w:hanging="216"/>
       </w:pPr>
       <w:r>
-        <w:t>.venv/bin/python scripts/add_stress_conditions_to_npz.py --input data/radioml/radioml2016_10a_clean_smoke.npz --out data/radioml/radioml2016_10a_stress_smoke.npz</w:t>
+        <w:t>python scripts/add_stress_conditions_to_npz.py --input data/radioml/radioml2016_10a_clean.npz --out data/radioml/radioml2016_10a_stress.npz</w:t>
+      </w:r>
+    </w:p>
+    <w:p>
+      <w:pPr>
+        <w:pStyle w:val="ListBullet"/>
+        <w:ind w:left="360" w:hanging="216"/>
+      </w:pPr>
+      <w:r>
+        <w:t>python scripts/train_pilot_classifiers.py --data data/radioml/radioml2016_10a_stress.npz --out results/radioml2016_classical --max-train-examples 30000 --max-test-examples 10000</w:t>
+      </w:r>
+    </w:p>
+    <w:p>
+      <w:pPr>
+        <w:pStyle w:val="ListBullet"/>
+        <w:ind w:left="360" w:hanging="216"/>
+      </w:pPr>
+      <w:r>
+        <w:t>python scripts/train_cnn_iq_baseline.py --data data/radioml/radioml2016_10a_stress.npz --out results/radioml2016_cnn --epochs 40 --batch-size 512 --max-train-examples 80000 --max-test-examples 20000 --device cuda</w:t>
+      </w:r>
+    </w:p>
+    <w:p>
+      <w:pPr>
+        <w:pStyle w:val="ListBullet"/>
+        <w:ind w:left="360" w:hanging="216"/>
+      </w:pPr>
+      <w:r>
+        <w:t>python scripts/train_quantum_inspired_kernel.py --data data/radioml/radioml2016_10a_stress.npz --out results/radioml2016_quantum_kernel --qubits 5 --max-train-per-class 120 --max-test-per-class 80</w:t>
+      </w:r>
+    </w:p>
+    <w:p>
+      <w:pPr>
+        <w:pStyle w:val="ListBullet"/>
+        <w:ind w:left="360" w:hanging="216"/>
+      </w:pPr>
+      <w:r>
+        <w:t>python scripts/aggregate_radioml_full_analysis.py</w:t>
       </w:r>
     </w:p>
     <w:p>
@@ -78,7 +114,7 @@
     </w:p>
     <w:p>
       <w:r>
-        <w:t>The current package contains synthetic pilot results and RadioML smoke-test results. Final manuscript claims should be updated after a longer GPU-based RadioML run.</w:t>
+        <w:t>The package contains synthetic pilot results and full RadioML2016.10A GPU benchmark results. The RadioML raw dataset and large binary model files are not redistributed.</w:t>
       </w:r>
     </w:p>
     <w:sectPr>

--- a/submission_files/results_in_engineering_upload_package/07_Supplementary_Material_Unmarked.docx
+++ b/submission_files/results_in_engineering_upload_package/07_Supplementary_Material_Unmarked.docx
@@ -47,7 +47,7 @@
         <w:ind w:left="360" w:hanging="216"/>
       </w:pPr>
       <w:r>
-        <w:t>.venv/bin/python scripts/run_synthetic_pipeline.py --samples-per-class 500 --cnn-epochs 18</w:t>
+        <w:t>.venv/bin/python scripts/run_synthetic_pipeline.py --samples-per-class 2000 --cnn-epochs 40</w:t>
       </w:r>
     </w:p>
     <w:p>
